--- a/packages/document-engine/templates/fire/5.2_fire_workplace_organization.docx
+++ b/packages/document-engine/templates/fire/5.2_fire_workplace_organization.docx
@@ -742,7 +742,7 @@
                 <w:szCs w:val="20"/>
                 <w:lang w:val="ro-RO"/>
               </w:rPr>
-              <w:t>fumatul este permis numai în condițiile stabilite de conducerea unității;</w:t>
+              <w:t>fumatul {{#fire.smoking.forbiddenEverywhere}}este interzis în toate spațiile și pe întreaga incintă a unității{{/fire.smoking.forbiddenEverywhere}}{{#fire.smoking.designatedPlaces}}este permis numai în exteriorul clădirilor, în locurile amenajate și marcate „LOC PENTRU FUMAT”{{#fire.smoking.place}} ({{fire.smoking.place}}){{/fire.smoking.place}}{{/fire.smoking.designatedPlaces}}, conform Deciziei nr. {{fire.decisionNumbers.smoking}};</w:t>
             </w:r>
           </w:p>
           <w:p>

--- a/packages/document-engine/templates/fire/5.2_fire_workplace_organization.docx
+++ b/packages/document-engine/templates/fire/5.2_fire_workplace_organization.docx
@@ -195,6 +195,43 @@
     <w:p>
       <w:pPr>
         <w:pStyle w:val="Normal"/>
+        <w:keepNext w:val="false"/>
+        <w:pageBreakBefore w:val="false"/>
+        <w:widowControl/>
+        <w:bidi w:val="0"/>
+        <w:spacing w:before="0" w:after="240"/>
+        <w:ind w:hanging="0" w:left="0"/>
+        <w:jc w:val="center"/>
+        <w:rPr>
+          <w:rFonts w:ascii="Arial" w:hAnsi="Arial" w:eastAsia="Arial" w:cs="Arial"/>
+          <w:b w:val="false"/>
+          <w:i w:val="false"/>
+          <w:color w:val="auto"/>
+          <w:spacing w:val="0"/>
+          <w:w w:val="100"/>
+          <w:sz w:val="20"/>
+          <w:szCs w:val="20"/>
+          <w:lang w:val="ro-RO"/>
+        </w:rPr>
+      </w:pPr>
+      <w:r>
+        <w:rPr>
+          <w:rFonts w:eastAsia="Arial" w:cs="Arial" w:ascii="Arial" w:hAnsi="Arial"/>
+          <w:b w:val="false"/>
+          <w:i w:val="false"/>
+          <w:color w:val="auto"/>
+          <w:spacing w:val="0"/>
+          <w:w w:val="100"/>
+          <w:sz w:val="20"/>
+          <w:szCs w:val="20"/>
+          <w:lang w:val="ro-RO"/>
+        </w:rPr>
+        <w:t>Locul de muncă: {{name}}, {{activity}}</w:t>
+      </w:r>
+    </w:p>
+    <w:p>
+      <w:pPr>
+        <w:pStyle w:val="Normal"/>
         <w:keepNext w:val="true"/>
         <w:pageBreakBefore w:val="false"/>
         <w:widowControl/>
@@ -226,7 +263,7 @@
           <w:szCs w:val="20"/>
           <w:lang w:val="ro-RO"/>
         </w:rPr>
-        <w:t>Locul de muncă: {{name}}, {{activity}}, {{address}}</w:t>
+        <w:t>Adresa: {{address}}</w:t>
       </w:r>
     </w:p>
     <w:tbl>
@@ -988,7 +1025,7 @@
                 <w:szCs w:val="20"/>
                 <w:lang w:val="ro-RO"/>
               </w:rPr>
-              <w:t>{{specificMeasures}}</w:t>
+              <w:t>{{specificMeasures}}{{^specificMeasures}}—{{/specificMeasures}}</w:t>
             </w:r>
           </w:p>
         </w:tc>
@@ -2555,7 +2592,7 @@
       <w:pStyle w:val="Footer"/>
       <w:bidi w:val="0"/>
       <w:spacing w:before="60" w:after="0"/>
-      <w:ind w:hanging="0" w:left="0"/>
+      <w:ind w:hanging="0" w:left="0" w:right="0"/>
       <w:jc w:val="center"/>
       <w:rPr>
         <w:rFonts w:ascii="Arial" w:hAnsi="Arial" w:eastAsia="Arial" w:cs="Arial"/>

--- a/packages/document-engine/templates/fire/5.2_fire_workplace_organization.docx
+++ b/packages/document-engine/templates/fire/5.2_fire_workplace_organization.docx
@@ -125,7 +125,7 @@
         <w:pageBreakBefore w:val="false"/>
         <w:widowControl/>
         <w:bidi w:val="0"/>
-        <w:spacing w:before="480" w:after="0"/>
+        <w:spacing w:before="0" w:after="0"/>
         <w:ind w:hanging="0" w:left="0" w:right="0"/>
         <w:jc w:val="center"/>
         <w:rPr>

--- a/packages/document-engine/templates/fire/5.2_fire_workplace_organization.docx
+++ b/packages/document-engine/templates/fire/5.2_fire_workplace_organization.docx
@@ -162,7 +162,7 @@
         <w:pageBreakBefore w:val="false"/>
         <w:widowControl/>
         <w:bidi w:val="0"/>
-        <w:spacing w:before="0" w:after="0"/>
+        <w:spacing w:before="0" w:after="240"/>
         <w:ind w:hanging="0" w:left="0"/>
         <w:jc w:val="center"/>
         <w:rPr>
@@ -689,46 +689,47 @@
               <w:widowControl/>
               <w:bidi w:val="0"/>
               <w:spacing w:before="0" w:after="0"/>
-              <w:ind w:hanging="0" w:left="0"/>
-              <w:jc w:val="left"/>
-              <w:rPr>
-                <w:rFonts w:ascii="Arial" w:hAnsi="Arial" w:eastAsia="Arial" w:cs="Arial"/>
-                <w:b w:val="false"/>
-                <w:i w:val="false"/>
-                <w:color w:val="auto"/>
-                <w:spacing w:val="0"/>
-                <w:w w:val="100"/>
-                <w:sz w:val="20"/>
-                <w:szCs w:val="20"/>
-                <w:lang w:val="ro-RO"/>
-              </w:rPr>
-            </w:pPr>
-            <w:r>
-              <w:rPr>
-                <w:rFonts w:eastAsia="Arial" w:cs="Arial" w:ascii="Arial" w:hAnsi="Arial"/>
-                <w:b w:val="false"/>
-                <w:i w:val="false"/>
-                <w:color w:val="auto"/>
-                <w:spacing w:val="0"/>
-                <w:w w:val="100"/>
-                <w:sz w:val="20"/>
-                <w:szCs w:val="20"/>
-                <w:lang w:val="ro-RO"/>
-              </w:rPr>
-              <w:t xml:space="preserve">– </w:t>
-            </w:r>
-            <w:r>
-              <w:rPr>
-                <w:rFonts w:eastAsia="Arial" w:cs="Arial" w:ascii="Arial" w:hAnsi="Arial"/>
-                <w:b w:val="false"/>
-                <w:i w:val="false"/>
-                <w:color w:val="auto"/>
-                <w:spacing w:val="0"/>
-                <w:w w:val="100"/>
-                <w:sz w:val="20"/>
-                <w:szCs w:val="20"/>
-                <w:lang w:val="ro-RO"/>
-              </w:rPr>
+              <w:ind w:hanging="170" w:left="170"/>
+              <w:jc w:val="left"/>
+              <w:rPr>
+                <w:rFonts w:ascii="Arial" w:hAnsi="Arial" w:eastAsia="Arial" w:cs="Arial"/>
+                <w:b w:val="false"/>
+                <w:i w:val="false"/>
+                <w:color w:val="auto"/>
+                <w:spacing w:val="0"/>
+                <w:w w:val="100"/>
+                <w:sz w:val="20"/>
+                <w:szCs w:val="20"/>
+                <w:lang w:val="ro-RO"/>
+              </w:rPr>
+            </w:pPr>
+            <w:r>
+              <w:rPr>
+                <w:rFonts w:eastAsia="Arial" w:cs="Arial" w:ascii="Arial" w:hAnsi="Arial"/>
+                <w:b w:val="false"/>
+                <w:i w:val="false"/>
+                <w:color w:val="auto"/>
+                <w:spacing w:val="0"/>
+                <w:w w:val="100"/>
+                <w:sz w:val="20"/>
+                <w:szCs w:val="20"/>
+                <w:lang w:val="ro-RO"/>
+              </w:rPr>
+              <w:t>–</w:t>
+            </w:r>
+            <w:r>
+              <w:rPr>
+                <w:rFonts w:eastAsia="Arial" w:cs="Arial" w:ascii="Arial" w:hAnsi="Arial"/>
+                <w:b w:val="false"/>
+                <w:i w:val="false"/>
+                <w:color w:val="auto"/>
+                <w:spacing w:val="0"/>
+                <w:w w:val="100"/>
+                <w:sz w:val="20"/>
+                <w:szCs w:val="20"/>
+                <w:lang w:val="ro-RO"/>
+              </w:rPr>
+              <w:tab/>
               <w:t>focul deschis se folosește numai pe baza permisului de lucru cu foc;</w:t>
             </w:r>
           </w:p>
@@ -739,46 +740,47 @@
               <w:widowControl/>
               <w:bidi w:val="0"/>
               <w:spacing w:before="0" w:after="0"/>
-              <w:ind w:hanging="0" w:left="0"/>
-              <w:jc w:val="left"/>
-              <w:rPr>
-                <w:rFonts w:ascii="Arial" w:hAnsi="Arial" w:eastAsia="Arial" w:cs="Arial"/>
-                <w:b w:val="false"/>
-                <w:i w:val="false"/>
-                <w:color w:val="auto"/>
-                <w:spacing w:val="0"/>
-                <w:w w:val="100"/>
-                <w:sz w:val="20"/>
-                <w:szCs w:val="20"/>
-                <w:lang w:val="ro-RO"/>
-              </w:rPr>
-            </w:pPr>
-            <w:r>
-              <w:rPr>
-                <w:rFonts w:eastAsia="Arial" w:cs="Arial" w:ascii="Arial" w:hAnsi="Arial"/>
-                <w:b w:val="false"/>
-                <w:i w:val="false"/>
-                <w:color w:val="auto"/>
-                <w:spacing w:val="0"/>
-                <w:w w:val="100"/>
-                <w:sz w:val="20"/>
-                <w:szCs w:val="20"/>
-                <w:lang w:val="ro-RO"/>
-              </w:rPr>
-              <w:t xml:space="preserve">– </w:t>
-            </w:r>
-            <w:r>
-              <w:rPr>
-                <w:rFonts w:eastAsia="Arial" w:cs="Arial" w:ascii="Arial" w:hAnsi="Arial"/>
-                <w:b w:val="false"/>
-                <w:i w:val="false"/>
-                <w:color w:val="auto"/>
-                <w:spacing w:val="0"/>
-                <w:w w:val="100"/>
-                <w:sz w:val="20"/>
-                <w:szCs w:val="20"/>
-                <w:lang w:val="ro-RO"/>
-              </w:rPr>
+              <w:ind w:hanging="170" w:left="170"/>
+              <w:jc w:val="left"/>
+              <w:rPr>
+                <w:rFonts w:ascii="Arial" w:hAnsi="Arial" w:eastAsia="Arial" w:cs="Arial"/>
+                <w:b w:val="false"/>
+                <w:i w:val="false"/>
+                <w:color w:val="auto"/>
+                <w:spacing w:val="0"/>
+                <w:w w:val="100"/>
+                <w:sz w:val="20"/>
+                <w:szCs w:val="20"/>
+                <w:lang w:val="ro-RO"/>
+              </w:rPr>
+            </w:pPr>
+            <w:r>
+              <w:rPr>
+                <w:rFonts w:eastAsia="Arial" w:cs="Arial" w:ascii="Arial" w:hAnsi="Arial"/>
+                <w:b w:val="false"/>
+                <w:i w:val="false"/>
+                <w:color w:val="auto"/>
+                <w:spacing w:val="0"/>
+                <w:w w:val="100"/>
+                <w:sz w:val="20"/>
+                <w:szCs w:val="20"/>
+                <w:lang w:val="ro-RO"/>
+              </w:rPr>
+              <w:t>–</w:t>
+            </w:r>
+            <w:r>
+              <w:rPr>
+                <w:rFonts w:eastAsia="Arial" w:cs="Arial" w:ascii="Arial" w:hAnsi="Arial"/>
+                <w:b w:val="false"/>
+                <w:i w:val="false"/>
+                <w:color w:val="auto"/>
+                <w:spacing w:val="0"/>
+                <w:w w:val="100"/>
+                <w:sz w:val="20"/>
+                <w:szCs w:val="20"/>
+                <w:lang w:val="ro-RO"/>
+              </w:rPr>
+              <w:tab/>
               <w:t>fumatul {{#fire.smoking.forbiddenEverywhere}}este interzis în toate spațiile și pe întreaga incintă a unității{{/fire.smoking.forbiddenEverywhere}}{{#fire.smoking.designatedPlaces}}este permis numai în exteriorul clădirilor, în locurile amenajate și marcate „LOC PENTRU FUMAT”{{#fire.smoking.place}} ({{fire.smoking.place}}){{/fire.smoking.place}}{{/fire.smoking.designatedPlaces}}, conform Deciziei nr. {{fire.decisionNumbers.smoking}};</w:t>
             </w:r>
           </w:p>
@@ -789,46 +791,47 @@
               <w:widowControl/>
               <w:bidi w:val="0"/>
               <w:spacing w:before="0" w:after="0"/>
-              <w:ind w:hanging="0" w:left="0"/>
-              <w:jc w:val="left"/>
-              <w:rPr>
-                <w:rFonts w:ascii="Arial" w:hAnsi="Arial" w:eastAsia="Arial" w:cs="Arial"/>
-                <w:b w:val="false"/>
-                <w:i w:val="false"/>
-                <w:color w:val="auto"/>
-                <w:spacing w:val="0"/>
-                <w:w w:val="100"/>
-                <w:sz w:val="20"/>
-                <w:szCs w:val="20"/>
-                <w:lang w:val="ro-RO"/>
-              </w:rPr>
-            </w:pPr>
-            <w:r>
-              <w:rPr>
-                <w:rFonts w:eastAsia="Arial" w:cs="Arial" w:ascii="Arial" w:hAnsi="Arial"/>
-                <w:b w:val="false"/>
-                <w:i w:val="false"/>
-                <w:color w:val="auto"/>
-                <w:spacing w:val="0"/>
-                <w:w w:val="100"/>
-                <w:sz w:val="20"/>
-                <w:szCs w:val="20"/>
-                <w:lang w:val="ro-RO"/>
-              </w:rPr>
-              <w:t xml:space="preserve">– </w:t>
-            </w:r>
-            <w:r>
-              <w:rPr>
-                <w:rFonts w:eastAsia="Arial" w:cs="Arial" w:ascii="Arial" w:hAnsi="Arial"/>
-                <w:b w:val="false"/>
-                <w:i w:val="false"/>
-                <w:color w:val="auto"/>
-                <w:spacing w:val="0"/>
-                <w:w w:val="100"/>
-                <w:sz w:val="20"/>
-                <w:szCs w:val="20"/>
-                <w:lang w:val="ro-RO"/>
-              </w:rPr>
+              <w:ind w:hanging="170" w:left="170"/>
+              <w:jc w:val="left"/>
+              <w:rPr>
+                <w:rFonts w:ascii="Arial" w:hAnsi="Arial" w:eastAsia="Arial" w:cs="Arial"/>
+                <w:b w:val="false"/>
+                <w:i w:val="false"/>
+                <w:color w:val="auto"/>
+                <w:spacing w:val="0"/>
+                <w:w w:val="100"/>
+                <w:sz w:val="20"/>
+                <w:szCs w:val="20"/>
+                <w:lang w:val="ro-RO"/>
+              </w:rPr>
+            </w:pPr>
+            <w:r>
+              <w:rPr>
+                <w:rFonts w:eastAsia="Arial" w:cs="Arial" w:ascii="Arial" w:hAnsi="Arial"/>
+                <w:b w:val="false"/>
+                <w:i w:val="false"/>
+                <w:color w:val="auto"/>
+                <w:spacing w:val="0"/>
+                <w:w w:val="100"/>
+                <w:sz w:val="20"/>
+                <w:szCs w:val="20"/>
+                <w:lang w:val="ro-RO"/>
+              </w:rPr>
+              <w:t>–</w:t>
+            </w:r>
+            <w:r>
+              <w:rPr>
+                <w:rFonts w:eastAsia="Arial" w:cs="Arial" w:ascii="Arial" w:hAnsi="Arial"/>
+                <w:b w:val="false"/>
+                <w:i w:val="false"/>
+                <w:color w:val="auto"/>
+                <w:spacing w:val="0"/>
+                <w:w w:val="100"/>
+                <w:sz w:val="20"/>
+                <w:szCs w:val="20"/>
+                <w:lang w:val="ro-RO"/>
+              </w:rPr>
+              <w:tab/>
               <w:t>deșeurile combustibile se colectează zilnic și se depozitează în locuri sigure;</w:t>
             </w:r>
           </w:p>
@@ -839,46 +842,47 @@
               <w:widowControl/>
               <w:bidi w:val="0"/>
               <w:spacing w:before="0" w:after="0"/>
-              <w:ind w:hanging="0" w:left="0"/>
-              <w:jc w:val="left"/>
-              <w:rPr>
-                <w:rFonts w:ascii="Arial" w:hAnsi="Arial" w:eastAsia="Arial" w:cs="Arial"/>
-                <w:b w:val="false"/>
-                <w:i w:val="false"/>
-                <w:color w:val="auto"/>
-                <w:spacing w:val="0"/>
-                <w:w w:val="100"/>
-                <w:sz w:val="20"/>
-                <w:szCs w:val="20"/>
-                <w:lang w:val="ro-RO"/>
-              </w:rPr>
-            </w:pPr>
-            <w:r>
-              <w:rPr>
-                <w:rFonts w:eastAsia="Arial" w:cs="Arial" w:ascii="Arial" w:hAnsi="Arial"/>
-                <w:b w:val="false"/>
-                <w:i w:val="false"/>
-                <w:color w:val="auto"/>
-                <w:spacing w:val="0"/>
-                <w:w w:val="100"/>
-                <w:sz w:val="20"/>
-                <w:szCs w:val="20"/>
-                <w:lang w:val="ro-RO"/>
-              </w:rPr>
-              <w:t xml:space="preserve">– </w:t>
-            </w:r>
-            <w:r>
-              <w:rPr>
-                <w:rFonts w:eastAsia="Arial" w:cs="Arial" w:ascii="Arial" w:hAnsi="Arial"/>
-                <w:b w:val="false"/>
-                <w:i w:val="false"/>
-                <w:color w:val="auto"/>
-                <w:spacing w:val="0"/>
-                <w:w w:val="100"/>
-                <w:sz w:val="20"/>
-                <w:szCs w:val="20"/>
-                <w:lang w:val="ro-RO"/>
-              </w:rPr>
+              <w:ind w:hanging="170" w:left="170"/>
+              <w:jc w:val="left"/>
+              <w:rPr>
+                <w:rFonts w:ascii="Arial" w:hAnsi="Arial" w:eastAsia="Arial" w:cs="Arial"/>
+                <w:b w:val="false"/>
+                <w:i w:val="false"/>
+                <w:color w:val="auto"/>
+                <w:spacing w:val="0"/>
+                <w:w w:val="100"/>
+                <w:sz w:val="20"/>
+                <w:szCs w:val="20"/>
+                <w:lang w:val="ro-RO"/>
+              </w:rPr>
+            </w:pPr>
+            <w:r>
+              <w:rPr>
+                <w:rFonts w:eastAsia="Arial" w:cs="Arial" w:ascii="Arial" w:hAnsi="Arial"/>
+                <w:b w:val="false"/>
+                <w:i w:val="false"/>
+                <w:color w:val="auto"/>
+                <w:spacing w:val="0"/>
+                <w:w w:val="100"/>
+                <w:sz w:val="20"/>
+                <w:szCs w:val="20"/>
+                <w:lang w:val="ro-RO"/>
+              </w:rPr>
+              <w:t>–</w:t>
+            </w:r>
+            <w:r>
+              <w:rPr>
+                <w:rFonts w:eastAsia="Arial" w:cs="Arial" w:ascii="Arial" w:hAnsi="Arial"/>
+                <w:b w:val="false"/>
+                <w:i w:val="false"/>
+                <w:color w:val="auto"/>
+                <w:spacing w:val="0"/>
+                <w:w w:val="100"/>
+                <w:sz w:val="20"/>
+                <w:szCs w:val="20"/>
+                <w:lang w:val="ro-RO"/>
+              </w:rPr>
+              <w:tab/>
               <w:t>căile de acces și de evacuare se păstrează libere în permanență;</w:t>
             </w:r>
           </w:p>
@@ -889,46 +893,47 @@
               <w:widowControl/>
               <w:bidi w:val="0"/>
               <w:spacing w:before="0" w:after="0"/>
-              <w:ind w:hanging="0" w:left="0"/>
-              <w:jc w:val="left"/>
-              <w:rPr>
-                <w:rFonts w:ascii="Arial" w:hAnsi="Arial" w:eastAsia="Arial" w:cs="Arial"/>
-                <w:b w:val="false"/>
-                <w:i w:val="false"/>
-                <w:color w:val="auto"/>
-                <w:spacing w:val="0"/>
-                <w:w w:val="100"/>
-                <w:sz w:val="20"/>
-                <w:szCs w:val="20"/>
-                <w:lang w:val="ro-RO"/>
-              </w:rPr>
-            </w:pPr>
-            <w:r>
-              <w:rPr>
-                <w:rFonts w:eastAsia="Arial" w:cs="Arial" w:ascii="Arial" w:hAnsi="Arial"/>
-                <w:b w:val="false"/>
-                <w:i w:val="false"/>
-                <w:color w:val="auto"/>
-                <w:spacing w:val="0"/>
-                <w:w w:val="100"/>
-                <w:sz w:val="20"/>
-                <w:szCs w:val="20"/>
-                <w:lang w:val="ro-RO"/>
-              </w:rPr>
-              <w:t xml:space="preserve">– </w:t>
-            </w:r>
-            <w:r>
-              <w:rPr>
-                <w:rFonts w:eastAsia="Arial" w:cs="Arial" w:ascii="Arial" w:hAnsi="Arial"/>
-                <w:b w:val="false"/>
-                <w:i w:val="false"/>
-                <w:color w:val="auto"/>
-                <w:spacing w:val="0"/>
-                <w:w w:val="100"/>
-                <w:sz w:val="20"/>
-                <w:szCs w:val="20"/>
-                <w:lang w:val="ro-RO"/>
-              </w:rPr>
+              <w:ind w:hanging="170" w:left="170"/>
+              <w:jc w:val="left"/>
+              <w:rPr>
+                <w:rFonts w:ascii="Arial" w:hAnsi="Arial" w:eastAsia="Arial" w:cs="Arial"/>
+                <w:b w:val="false"/>
+                <w:i w:val="false"/>
+                <w:color w:val="auto"/>
+                <w:spacing w:val="0"/>
+                <w:w w:val="100"/>
+                <w:sz w:val="20"/>
+                <w:szCs w:val="20"/>
+                <w:lang w:val="ro-RO"/>
+              </w:rPr>
+            </w:pPr>
+            <w:r>
+              <w:rPr>
+                <w:rFonts w:eastAsia="Arial" w:cs="Arial" w:ascii="Arial" w:hAnsi="Arial"/>
+                <w:b w:val="false"/>
+                <w:i w:val="false"/>
+                <w:color w:val="auto"/>
+                <w:spacing w:val="0"/>
+                <w:w w:val="100"/>
+                <w:sz w:val="20"/>
+                <w:szCs w:val="20"/>
+                <w:lang w:val="ro-RO"/>
+              </w:rPr>
+              <w:t>–</w:t>
+            </w:r>
+            <w:r>
+              <w:rPr>
+                <w:rFonts w:eastAsia="Arial" w:cs="Arial" w:ascii="Arial" w:hAnsi="Arial"/>
+                <w:b w:val="false"/>
+                <w:i w:val="false"/>
+                <w:color w:val="auto"/>
+                <w:spacing w:val="0"/>
+                <w:w w:val="100"/>
+                <w:sz w:val="20"/>
+                <w:szCs w:val="20"/>
+                <w:lang w:val="ro-RO"/>
+              </w:rPr>
+              <w:tab/>
               <w:t>tabloul electric și instalațiile se verifică la terminarea programului de lucru.</w:t>
             </w:r>
           </w:p>
@@ -1651,46 +1656,47 @@
               <w:widowControl/>
               <w:bidi w:val="0"/>
               <w:spacing w:before="0" w:after="0"/>
-              <w:ind w:hanging="0" w:left="0"/>
-              <w:jc w:val="left"/>
-              <w:rPr>
-                <w:rFonts w:ascii="Arial" w:hAnsi="Arial" w:eastAsia="Arial" w:cs="Arial"/>
-                <w:b w:val="false"/>
-                <w:i w:val="false"/>
-                <w:color w:val="auto"/>
-                <w:spacing w:val="0"/>
-                <w:w w:val="100"/>
-                <w:sz w:val="20"/>
-                <w:szCs w:val="20"/>
-                <w:lang w:val="ro-RO"/>
-              </w:rPr>
-            </w:pPr>
-            <w:r>
-              <w:rPr>
-                <w:rFonts w:eastAsia="Arial" w:cs="Arial" w:ascii="Arial" w:hAnsi="Arial"/>
-                <w:b w:val="false"/>
-                <w:i w:val="false"/>
-                <w:color w:val="auto"/>
-                <w:spacing w:val="0"/>
-                <w:w w:val="100"/>
-                <w:sz w:val="20"/>
-                <w:szCs w:val="20"/>
-                <w:lang w:val="ro-RO"/>
-              </w:rPr>
-              <w:t xml:space="preserve">– </w:t>
-            </w:r>
-            <w:r>
-              <w:rPr>
-                <w:rFonts w:eastAsia="Arial" w:cs="Arial" w:ascii="Arial" w:hAnsi="Arial"/>
-                <w:b w:val="false"/>
-                <w:i w:val="false"/>
-                <w:color w:val="auto"/>
-                <w:spacing w:val="0"/>
-                <w:w w:val="100"/>
-                <w:sz w:val="20"/>
-                <w:szCs w:val="20"/>
-                <w:lang w:val="ro-RO"/>
-              </w:rPr>
+              <w:ind w:hanging="170" w:left="170"/>
+              <w:jc w:val="left"/>
+              <w:rPr>
+                <w:rFonts w:ascii="Arial" w:hAnsi="Arial" w:eastAsia="Arial" w:cs="Arial"/>
+                <w:b w:val="false"/>
+                <w:i w:val="false"/>
+                <w:color w:val="auto"/>
+                <w:spacing w:val="0"/>
+                <w:w w:val="100"/>
+                <w:sz w:val="20"/>
+                <w:szCs w:val="20"/>
+                <w:lang w:val="ro-RO"/>
+              </w:rPr>
+            </w:pPr>
+            <w:r>
+              <w:rPr>
+                <w:rFonts w:eastAsia="Arial" w:cs="Arial" w:ascii="Arial" w:hAnsi="Arial"/>
+                <w:b w:val="false"/>
+                <w:i w:val="false"/>
+                <w:color w:val="auto"/>
+                <w:spacing w:val="0"/>
+                <w:w w:val="100"/>
+                <w:sz w:val="20"/>
+                <w:szCs w:val="20"/>
+                <w:lang w:val="ro-RO"/>
+              </w:rPr>
+              <w:t>–</w:t>
+            </w:r>
+            <w:r>
+              <w:rPr>
+                <w:rFonts w:eastAsia="Arial" w:cs="Arial" w:ascii="Arial" w:hAnsi="Arial"/>
+                <w:b w:val="false"/>
+                <w:i w:val="false"/>
+                <w:color w:val="auto"/>
+                <w:spacing w:val="0"/>
+                <w:w w:val="100"/>
+                <w:sz w:val="20"/>
+                <w:szCs w:val="20"/>
+                <w:lang w:val="ro-RO"/>
+              </w:rPr>
+              <w:tab/>
               <w:t>stingătoare: {{firstInterventionNames}}</w:t>
             </w:r>
           </w:p>
@@ -1737,46 +1743,47 @@
               <w:widowControl/>
               <w:bidi w:val="0"/>
               <w:spacing w:before="0" w:after="0"/>
-              <w:ind w:hanging="0" w:left="0"/>
-              <w:jc w:val="left"/>
-              <w:rPr>
-                <w:rFonts w:ascii="Arial" w:hAnsi="Arial" w:eastAsia="Arial" w:cs="Arial"/>
-                <w:b w:val="false"/>
-                <w:i w:val="false"/>
-                <w:color w:val="auto"/>
-                <w:spacing w:val="0"/>
-                <w:w w:val="100"/>
-                <w:sz w:val="20"/>
-                <w:szCs w:val="20"/>
-                <w:lang w:val="ro-RO"/>
-              </w:rPr>
-            </w:pPr>
-            <w:r>
-              <w:rPr>
-                <w:rFonts w:eastAsia="Arial" w:cs="Arial" w:ascii="Arial" w:hAnsi="Arial"/>
-                <w:b w:val="false"/>
-                <w:i w:val="false"/>
-                <w:color w:val="auto"/>
-                <w:spacing w:val="0"/>
-                <w:w w:val="100"/>
-                <w:sz w:val="20"/>
-                <w:szCs w:val="20"/>
-                <w:lang w:val="ro-RO"/>
-              </w:rPr>
-              <w:t xml:space="preserve">– </w:t>
-            </w:r>
-            <w:r>
-              <w:rPr>
-                <w:rFonts w:eastAsia="Arial" w:cs="Arial" w:ascii="Arial" w:hAnsi="Arial"/>
-                <w:b w:val="false"/>
-                <w:i w:val="false"/>
-                <w:color w:val="auto"/>
-                <w:spacing w:val="0"/>
-                <w:w w:val="100"/>
-                <w:sz w:val="20"/>
-                <w:szCs w:val="20"/>
-                <w:lang w:val="ro-RO"/>
-              </w:rPr>
+              <w:ind w:hanging="170" w:left="170"/>
+              <w:jc w:val="left"/>
+              <w:rPr>
+                <w:rFonts w:ascii="Arial" w:hAnsi="Arial" w:eastAsia="Arial" w:cs="Arial"/>
+                <w:b w:val="false"/>
+                <w:i w:val="false"/>
+                <w:color w:val="auto"/>
+                <w:spacing w:val="0"/>
+                <w:w w:val="100"/>
+                <w:sz w:val="20"/>
+                <w:szCs w:val="20"/>
+                <w:lang w:val="ro-RO"/>
+              </w:rPr>
+            </w:pPr>
+            <w:r>
+              <w:rPr>
+                <w:rFonts w:eastAsia="Arial" w:cs="Arial" w:ascii="Arial" w:hAnsi="Arial"/>
+                <w:b w:val="false"/>
+                <w:i w:val="false"/>
+                <w:color w:val="auto"/>
+                <w:spacing w:val="0"/>
+                <w:w w:val="100"/>
+                <w:sz w:val="20"/>
+                <w:szCs w:val="20"/>
+                <w:lang w:val="ro-RO"/>
+              </w:rPr>
+              <w:t>–</w:t>
+            </w:r>
+            <w:r>
+              <w:rPr>
+                <w:rFonts w:eastAsia="Arial" w:cs="Arial" w:ascii="Arial" w:hAnsi="Arial"/>
+                <w:b w:val="false"/>
+                <w:i w:val="false"/>
+                <w:color w:val="auto"/>
+                <w:spacing w:val="0"/>
+                <w:w w:val="100"/>
+                <w:sz w:val="20"/>
+                <w:szCs w:val="20"/>
+                <w:lang w:val="ro-RO"/>
+              </w:rPr>
+              <w:tab/>
               <w:t>hidranți interiori: {{firstInterventionNames}}</w:t>
             </w:r>
           </w:p>
@@ -1823,46 +1830,47 @@
               <w:widowControl/>
               <w:bidi w:val="0"/>
               <w:spacing w:before="0" w:after="0"/>
-              <w:ind w:hanging="0" w:left="0"/>
-              <w:jc w:val="left"/>
-              <w:rPr>
-                <w:rFonts w:ascii="Arial" w:hAnsi="Arial" w:eastAsia="Arial" w:cs="Arial"/>
-                <w:b w:val="false"/>
-                <w:i w:val="false"/>
-                <w:color w:val="auto"/>
-                <w:spacing w:val="0"/>
-                <w:w w:val="100"/>
-                <w:sz w:val="20"/>
-                <w:szCs w:val="20"/>
-                <w:lang w:val="ro-RO"/>
-              </w:rPr>
-            </w:pPr>
-            <w:r>
-              <w:rPr>
-                <w:rFonts w:eastAsia="Arial" w:cs="Arial" w:ascii="Arial" w:hAnsi="Arial"/>
-                <w:b w:val="false"/>
-                <w:i w:val="false"/>
-                <w:color w:val="auto"/>
-                <w:spacing w:val="0"/>
-                <w:w w:val="100"/>
-                <w:sz w:val="20"/>
-                <w:szCs w:val="20"/>
-                <w:lang w:val="ro-RO"/>
-              </w:rPr>
-              <w:t xml:space="preserve">– </w:t>
-            </w:r>
-            <w:r>
-              <w:rPr>
-                <w:rFonts w:eastAsia="Arial" w:cs="Arial" w:ascii="Arial" w:hAnsi="Arial"/>
-                <w:b w:val="false"/>
-                <w:i w:val="false"/>
-                <w:color w:val="auto"/>
-                <w:spacing w:val="0"/>
-                <w:w w:val="100"/>
-                <w:sz w:val="20"/>
-                <w:szCs w:val="20"/>
-                <w:lang w:val="ro-RO"/>
-              </w:rPr>
+              <w:ind w:hanging="170" w:left="170"/>
+              <w:jc w:val="left"/>
+              <w:rPr>
+                <w:rFonts w:ascii="Arial" w:hAnsi="Arial" w:eastAsia="Arial" w:cs="Arial"/>
+                <w:b w:val="false"/>
+                <w:i w:val="false"/>
+                <w:color w:val="auto"/>
+                <w:spacing w:val="0"/>
+                <w:w w:val="100"/>
+                <w:sz w:val="20"/>
+                <w:szCs w:val="20"/>
+                <w:lang w:val="ro-RO"/>
+              </w:rPr>
+            </w:pPr>
+            <w:r>
+              <w:rPr>
+                <w:rFonts w:eastAsia="Arial" w:cs="Arial" w:ascii="Arial" w:hAnsi="Arial"/>
+                <w:b w:val="false"/>
+                <w:i w:val="false"/>
+                <w:color w:val="auto"/>
+                <w:spacing w:val="0"/>
+                <w:w w:val="100"/>
+                <w:sz w:val="20"/>
+                <w:szCs w:val="20"/>
+                <w:lang w:val="ro-RO"/>
+              </w:rPr>
+              <w:t>–</w:t>
+            </w:r>
+            <w:r>
+              <w:rPr>
+                <w:rFonts w:eastAsia="Arial" w:cs="Arial" w:ascii="Arial" w:hAnsi="Arial"/>
+                <w:b w:val="false"/>
+                <w:i w:val="false"/>
+                <w:color w:val="auto"/>
+                <w:spacing w:val="0"/>
+                <w:w w:val="100"/>
+                <w:sz w:val="20"/>
+                <w:szCs w:val="20"/>
+                <w:lang w:val="ro-RO"/>
+              </w:rPr>
+              <w:tab/>
               <w:t>tablou electric: {{interventionLeaderName}}</w:t>
             </w:r>
           </w:p>
@@ -1873,46 +1881,47 @@
               <w:widowControl/>
               <w:bidi w:val="0"/>
               <w:spacing w:before="0" w:after="0"/>
-              <w:ind w:hanging="0" w:left="0"/>
-              <w:jc w:val="left"/>
-              <w:rPr>
-                <w:rFonts w:ascii="Arial" w:hAnsi="Arial" w:eastAsia="Arial" w:cs="Arial"/>
-                <w:b w:val="false"/>
-                <w:i w:val="false"/>
-                <w:color w:val="auto"/>
-                <w:spacing w:val="0"/>
-                <w:w w:val="100"/>
-                <w:sz w:val="20"/>
-                <w:szCs w:val="20"/>
-                <w:lang w:val="ro-RO"/>
-              </w:rPr>
-            </w:pPr>
-            <w:r>
-              <w:rPr>
-                <w:rFonts w:eastAsia="Arial" w:cs="Arial" w:ascii="Arial" w:hAnsi="Arial"/>
-                <w:b w:val="false"/>
-                <w:i w:val="false"/>
-                <w:color w:val="auto"/>
-                <w:spacing w:val="0"/>
-                <w:w w:val="100"/>
-                <w:sz w:val="20"/>
-                <w:szCs w:val="20"/>
-                <w:lang w:val="ro-RO"/>
-              </w:rPr>
-              <w:t xml:space="preserve">– </w:t>
-            </w:r>
-            <w:r>
-              <w:rPr>
-                <w:rFonts w:eastAsia="Arial" w:cs="Arial" w:ascii="Arial" w:hAnsi="Arial"/>
-                <w:b w:val="false"/>
-                <w:i w:val="false"/>
-                <w:color w:val="auto"/>
-                <w:spacing w:val="0"/>
-                <w:w w:val="100"/>
-                <w:sz w:val="20"/>
-                <w:szCs w:val="20"/>
-                <w:lang w:val="ro-RO"/>
-              </w:rPr>
+              <w:ind w:hanging="170" w:left="170"/>
+              <w:jc w:val="left"/>
+              <w:rPr>
+                <w:rFonts w:ascii="Arial" w:hAnsi="Arial" w:eastAsia="Arial" w:cs="Arial"/>
+                <w:b w:val="false"/>
+                <w:i w:val="false"/>
+                <w:color w:val="auto"/>
+                <w:spacing w:val="0"/>
+                <w:w w:val="100"/>
+                <w:sz w:val="20"/>
+                <w:szCs w:val="20"/>
+                <w:lang w:val="ro-RO"/>
+              </w:rPr>
+            </w:pPr>
+            <w:r>
+              <w:rPr>
+                <w:rFonts w:eastAsia="Arial" w:cs="Arial" w:ascii="Arial" w:hAnsi="Arial"/>
+                <w:b w:val="false"/>
+                <w:i w:val="false"/>
+                <w:color w:val="auto"/>
+                <w:spacing w:val="0"/>
+                <w:w w:val="100"/>
+                <w:sz w:val="20"/>
+                <w:szCs w:val="20"/>
+                <w:lang w:val="ro-RO"/>
+              </w:rPr>
+              <w:t>–</w:t>
+            </w:r>
+            <w:r>
+              <w:rPr>
+                <w:rFonts w:eastAsia="Arial" w:cs="Arial" w:ascii="Arial" w:hAnsi="Arial"/>
+                <w:b w:val="false"/>
+                <w:i w:val="false"/>
+                <w:color w:val="auto"/>
+                <w:spacing w:val="0"/>
+                <w:w w:val="100"/>
+                <w:sz w:val="20"/>
+                <w:szCs w:val="20"/>
+                <w:lang w:val="ro-RO"/>
+              </w:rPr>
+              <w:tab/>
               <w:t>declanșare/oprire instalații: {{interventionLeaderName}}</w:t>
             </w:r>
           </w:p>

--- a/packages/document-engine/templates/fire/5.2_fire_workplace_organization.docx
+++ b/packages/document-engine/templates/fire/5.2_fire_workplace_organization.docx
@@ -226,7 +226,7 @@
           <w:szCs w:val="20"/>
           <w:lang w:val="ro-RO"/>
         </w:rPr>
-        <w:t>Locul de muncă: {{name}}, {{activity}}</w:t>
+        <w:t>Locul de muncă: {{name}} ({{activityRunOn}})</w:t>
       </w:r>
     </w:p>
     <w:p>
@@ -1214,7 +1214,7 @@
                 <w:szCs w:val="20"/>
                 <w:lang w:val="ro-RO"/>
               </w:rPr>
-              <w:t>Conducătorul locului de muncă: {{#manager}}{{name}}, {{jobTitle}}{{/manager}}{{^manager}}șeful locului de muncă aflat la program{{/manager}}</w:t>
+              <w:t>Conducătorul locului de muncă: {{#manager}}{{name}}, {{jobTitleRunOn}}{{/manager}}{{^manager}}șeful locului de muncă aflat la program{{/manager}}</w:t>
             </w:r>
           </w:p>
         </w:tc>
@@ -1697,7 +1697,7 @@
                 <w:lang w:val="ro-RO"/>
               </w:rPr>
               <w:tab/>
-              <w:t>stingătoare: {{firstInterventionNames}}</w:t>
+              <w:t>stingătoare: {{firstInterventionNames}};</w:t>
             </w:r>
           </w:p>
           <w:p>
@@ -1784,7 +1784,7 @@
                 <w:lang w:val="ro-RO"/>
               </w:rPr>
               <w:tab/>
-              <w:t>hidranți interiori: {{firstInterventionNames}}</w:t>
+              <w:t>hidranți interiori: {{firstInterventionNames}};</w:t>
             </w:r>
           </w:p>
           <w:p>
@@ -1871,7 +1871,7 @@
                 <w:lang w:val="ro-RO"/>
               </w:rPr>
               <w:tab/>
-              <w:t>tablou electric: {{interventionLeaderName}}</w:t>
+              <w:t>tablou electric: {{interventionLeaderName}};</w:t>
             </w:r>
           </w:p>
           <w:p>
@@ -1922,7 +1922,7 @@
                 <w:lang w:val="ro-RO"/>
               </w:rPr>
               <w:tab/>
-              <w:t>declanșare/oprire instalații: {{interventionLeaderName}}</w:t>
+              <w:t>declanșare/oprire instalații: {{interventionLeaderName}}.</w:t>
             </w:r>
           </w:p>
         </w:tc>

--- a/packages/document-engine/templates/fire/5.2_fire_workplace_organization.docx
+++ b/packages/document-engine/templates/fire/5.2_fire_workplace_organization.docx
@@ -730,7 +730,7 @@
                 <w:lang w:val="ro-RO"/>
               </w:rPr>
               <w:tab/>
-              <w:t>focul deschis se folosește numai pe baza permisului de lucru cu foc;</w:t>
+              <w:t xml:space="preserve">lucrările cu foc deschis se execută numai pe bază de permis de lucru cu foc;</w:t>
             </w:r>
           </w:p>
           <w:p>
@@ -1214,7 +1214,7 @@
                 <w:szCs w:val="20"/>
                 <w:lang w:val="ro-RO"/>
               </w:rPr>
-              <w:t>Conducătorul locului de muncă: {{#manager}}{{name}}, {{jobTitleRunOn}}{{/manager}}{{^manager}}șeful locului de muncă aflat la program{{/manager}}</w:t>
+              <w:t xml:space="preserve">Conducătorul locului de muncă: {{#manager}}{{name}}, {{jobTitleRunOn}}{{/manager}}{{^manager}}conducătorul locului de muncă aflat la program{{/manager}}</w:t>
             </w:r>
           </w:p>
         </w:tc>

--- a/packages/document-engine/templates/fire/5.2_fire_workplace_organization.docx
+++ b/packages/document-engine/templates/fire/5.2_fire_workplace_organization.docx
@@ -1214,6 +1214,114 @@
                 <w:szCs w:val="20"/>
                 <w:lang w:val="ro-RO"/>
               </w:rPr>
+              <w:t>{{#alarmInstallations}}</w:t>
+            </w:r>
+          </w:p>
+          <w:p>
+            <w:pPr>
+              <w:pStyle w:val="TableContents"/>
+              <w:keepNext w:val="false"/>
+              <w:widowControl/>
+              <w:bidi w:val="0"/>
+              <w:spacing w:before="0" w:after="0"/>
+              <w:ind w:hanging="0" w:left="0"/>
+              <w:jc w:val="left"/>
+              <w:rPr>
+                <w:rFonts w:ascii="Arial" w:hAnsi="Arial" w:eastAsia="Arial" w:cs="Arial"/>
+                <w:b w:val="false"/>
+                <w:i w:val="false"/>
+                <w:color w:val="auto"/>
+                <w:spacing w:val="0"/>
+                <w:w w:val="100"/>
+                <w:sz w:val="20"/>
+                <w:szCs w:val="20"/>
+                <w:lang w:val="ro-RO"/>
+              </w:rPr>
+            </w:pPr>
+            <w:r>
+              <w:rPr>
+                <w:rFonts w:eastAsia="Arial" w:cs="Arial" w:ascii="Arial" w:hAnsi="Arial"/>
+                <w:b w:val="false"/>
+                <w:i w:val="false"/>
+                <w:color w:val="auto"/>
+                <w:spacing w:val="0"/>
+                <w:w w:val="100"/>
+                <w:sz w:val="20"/>
+                <w:szCs w:val="20"/>
+                <w:lang w:val="ro-RO"/>
+              </w:rPr>
+              <w:t>{{kindLabel}}{{#description}} – {{description}}{{/description}}</w:t>
+            </w:r>
+          </w:p>
+          <w:p>
+            <w:pPr>
+              <w:pStyle w:val="TableContents"/>
+              <w:keepNext w:val="false"/>
+              <w:widowControl/>
+              <w:bidi w:val="0"/>
+              <w:spacing w:before="0" w:after="0"/>
+              <w:ind w:hanging="0" w:left="0"/>
+              <w:jc w:val="left"/>
+              <w:rPr>
+                <w:rFonts w:ascii="Arial" w:hAnsi="Arial" w:eastAsia="Arial" w:cs="Arial"/>
+                <w:b w:val="false"/>
+                <w:i w:val="false"/>
+                <w:color w:val="auto"/>
+                <w:spacing w:val="0"/>
+                <w:w w:val="100"/>
+                <w:sz w:val="20"/>
+                <w:szCs w:val="20"/>
+                <w:lang w:val="ro-RO"/>
+              </w:rPr>
+            </w:pPr>
+            <w:r>
+              <w:rPr>
+                <w:rFonts w:eastAsia="Arial" w:cs="Arial" w:ascii="Arial" w:hAnsi="Arial"/>
+                <w:b w:val="false"/>
+                <w:i w:val="false"/>
+                <w:color w:val="auto"/>
+                <w:spacing w:val="0"/>
+                <w:w w:val="100"/>
+                <w:sz w:val="20"/>
+                <w:szCs w:val="20"/>
+                <w:lang w:val="ro-RO"/>
+              </w:rPr>
+              <w:t>{{/alarmInstallations}}</w:t>
+            </w:r>
+          </w:p>
+          <w:p>
+            <w:pPr>
+              <w:pStyle w:val="TableContents"/>
+              <w:keepNext w:val="false"/>
+              <w:widowControl/>
+              <w:bidi w:val="0"/>
+              <w:spacing w:before="0" w:after="0"/>
+              <w:ind w:hanging="0" w:left="0"/>
+              <w:jc w:val="left"/>
+              <w:rPr>
+                <w:rFonts w:ascii="Arial" w:hAnsi="Arial" w:eastAsia="Arial" w:cs="Arial"/>
+                <w:b w:val="false"/>
+                <w:i w:val="false"/>
+                <w:color w:val="auto"/>
+                <w:spacing w:val="0"/>
+                <w:w w:val="100"/>
+                <w:sz w:val="20"/>
+                <w:szCs w:val="20"/>
+                <w:lang w:val="ro-RO"/>
+              </w:rPr>
+            </w:pPr>
+            <w:r>
+              <w:rPr>
+                <w:rFonts w:eastAsia="Arial" w:cs="Arial" w:ascii="Arial" w:hAnsi="Arial"/>
+                <w:b w:val="false"/>
+                <w:i w:val="false"/>
+                <w:color w:val="auto"/>
+                <w:spacing w:val="0"/>
+                <w:w w:val="100"/>
+                <w:sz w:val="20"/>
+                <w:szCs w:val="20"/>
+                <w:lang w:val="ro-RO"/>
+              </w:rPr>
               <w:t xml:space="preserve">Conducătorul locului de muncă: {{#manager}}{{name}}, {{jobTitleRunOn}}{{/manager}}{{^manager}}conducătorul locului de muncă aflat la program{{/manager}}</w:t>
             </w:r>
           </w:p>
@@ -1310,7 +1418,7 @@
                 <w:szCs w:val="20"/>
                 <w:lang w:val="ro-RO"/>
               </w:rPr>
-              <w:t>{{#installations}}</w:t>
+              <w:t xml:space="preserve">{{#extinguishingInstallations}}</w:t>
             </w:r>
           </w:p>
           <w:p>
@@ -1382,115 +1490,115 @@
                 <w:szCs w:val="20"/>
                 <w:lang w:val="ro-RO"/>
               </w:rPr>
-              <w:t>{{/installations}}</w:t>
-            </w:r>
-          </w:p>
-          <w:p>
-            <w:pPr>
-              <w:pStyle w:val="TableContents"/>
-              <w:keepNext w:val="false"/>
-              <w:widowControl/>
-              <w:bidi w:val="0"/>
-              <w:spacing w:before="0" w:after="0"/>
-              <w:ind w:hanging="0" w:left="0"/>
-              <w:jc w:val="left"/>
-              <w:rPr>
-                <w:rFonts w:ascii="Arial" w:hAnsi="Arial" w:eastAsia="Arial" w:cs="Arial"/>
-                <w:b w:val="false"/>
-                <w:i w:val="false"/>
-                <w:color w:val="auto"/>
-                <w:spacing w:val="0"/>
-                <w:w w:val="100"/>
-                <w:sz w:val="20"/>
-                <w:szCs w:val="20"/>
-                <w:lang w:val="ro-RO"/>
-              </w:rPr>
-            </w:pPr>
-            <w:r>
-              <w:rPr>
-                <w:rFonts w:eastAsia="Arial" w:cs="Arial" w:ascii="Arial" w:hAnsi="Arial"/>
-                <w:b w:val="false"/>
-                <w:i w:val="false"/>
-                <w:color w:val="auto"/>
-                <w:spacing w:val="0"/>
-                <w:w w:val="100"/>
-                <w:sz w:val="20"/>
-                <w:szCs w:val="20"/>
-                <w:lang w:val="ro-RO"/>
-              </w:rPr>
-              <w:t>{{^hasInstallations}}</w:t>
-            </w:r>
-          </w:p>
-          <w:p>
-            <w:pPr>
-              <w:pStyle w:val="TableContents"/>
-              <w:keepNext w:val="false"/>
-              <w:widowControl/>
-              <w:bidi w:val="0"/>
-              <w:spacing w:before="0" w:after="0"/>
-              <w:ind w:hanging="0" w:left="0"/>
-              <w:jc w:val="left"/>
-              <w:rPr>
-                <w:rFonts w:ascii="Arial" w:hAnsi="Arial" w:eastAsia="Arial" w:cs="Arial"/>
-                <w:b w:val="false"/>
-                <w:i w:val="false"/>
-                <w:color w:val="auto"/>
-                <w:spacing w:val="0"/>
-                <w:w w:val="100"/>
-                <w:sz w:val="20"/>
-                <w:szCs w:val="20"/>
-                <w:lang w:val="ro-RO"/>
-              </w:rPr>
-            </w:pPr>
-            <w:r>
-              <w:rPr>
-                <w:rFonts w:eastAsia="Arial" w:cs="Arial" w:ascii="Arial" w:hAnsi="Arial"/>
-                <w:b w:val="false"/>
-                <w:i w:val="false"/>
-                <w:color w:val="auto"/>
-                <w:spacing w:val="0"/>
-                <w:w w:val="100"/>
-                <w:sz w:val="20"/>
-                <w:szCs w:val="20"/>
-                <w:lang w:val="ro-RO"/>
-              </w:rPr>
-              <w:t>—</w:t>
-            </w:r>
-          </w:p>
-          <w:p>
-            <w:pPr>
-              <w:pStyle w:val="TableContents"/>
-              <w:keepNext w:val="false"/>
-              <w:widowControl/>
-              <w:bidi w:val="0"/>
-              <w:spacing w:before="0" w:after="0"/>
-              <w:ind w:hanging="0" w:left="0"/>
-              <w:jc w:val="left"/>
-              <w:rPr>
-                <w:rFonts w:ascii="Arial" w:hAnsi="Arial" w:eastAsia="Arial" w:cs="Arial"/>
-                <w:b w:val="false"/>
-                <w:i w:val="false"/>
-                <w:color w:val="auto"/>
-                <w:spacing w:val="0"/>
-                <w:w w:val="100"/>
-                <w:sz w:val="20"/>
-                <w:szCs w:val="20"/>
-                <w:lang w:val="ro-RO"/>
-              </w:rPr>
-            </w:pPr>
-            <w:r>
-              <w:rPr>
-                <w:rFonts w:eastAsia="Arial" w:cs="Arial" w:ascii="Arial" w:hAnsi="Arial"/>
-                <w:b w:val="false"/>
-                <w:i w:val="false"/>
-                <w:color w:val="auto"/>
-                <w:spacing w:val="0"/>
-                <w:w w:val="100"/>
-                <w:sz w:val="20"/>
-                <w:szCs w:val="20"/>
-                <w:lang w:val="ro-RO"/>
-              </w:rPr>
-              <w:t>{{/hasInstallations}}</w:t>
+              <w:t xml:space="preserve">{{/extinguishingInstallations}}</w:t>
+            </w:r>
+          </w:p>
+          <w:p>
+            <w:pPr>
+              <w:pStyle w:val="TableContents"/>
+              <w:keepNext w:val="false"/>
+              <w:widowControl/>
+              <w:bidi w:val="0"/>
+              <w:spacing w:before="0" w:after="0"/>
+              <w:ind w:hanging="0" w:left="0"/>
+              <w:jc w:val="left"/>
+              <w:rPr>
+                <w:rFonts w:ascii="Arial" w:hAnsi="Arial" w:eastAsia="Arial" w:cs="Arial"/>
+                <w:b w:val="false"/>
+                <w:i w:val="false"/>
+                <w:color w:val="auto"/>
+                <w:spacing w:val="0"/>
+                <w:w w:val="100"/>
+                <w:sz w:val="20"/>
+                <w:szCs w:val="20"/>
+                <w:lang w:val="ro-RO"/>
+              </w:rPr>
+            </w:pPr>
+            <w:r>
+              <w:rPr>
+                <w:rFonts w:eastAsia="Arial" w:cs="Arial" w:ascii="Arial" w:hAnsi="Arial"/>
+                <w:b w:val="false"/>
+                <w:i w:val="false"/>
+                <w:color w:val="auto"/>
+                <w:spacing w:val="0"/>
+                <w:w w:val="100"/>
+                <w:sz w:val="20"/>
+                <w:szCs w:val="20"/>
+                <w:lang w:val="ro-RO"/>
+              </w:rPr>
+              <w:t xml:space="preserve">{{^extinguishingInstallations}}</w:t>
+            </w:r>
+          </w:p>
+          <w:p>
+            <w:pPr>
+              <w:pStyle w:val="TableContents"/>
+              <w:keepNext w:val="false"/>
+              <w:widowControl/>
+              <w:bidi w:val="0"/>
+              <w:spacing w:before="0" w:after="0"/>
+              <w:ind w:hanging="0" w:left="0"/>
+              <w:jc w:val="left"/>
+              <w:rPr>
+                <w:rFonts w:ascii="Arial" w:hAnsi="Arial" w:eastAsia="Arial" w:cs="Arial"/>
+                <w:b w:val="false"/>
+                <w:i w:val="false"/>
+                <w:color w:val="auto"/>
+                <w:spacing w:val="0"/>
+                <w:w w:val="100"/>
+                <w:sz w:val="20"/>
+                <w:szCs w:val="20"/>
+                <w:lang w:val="ro-RO"/>
+              </w:rPr>
+            </w:pPr>
+            <w:r>
+              <w:rPr>
+                <w:rFonts w:eastAsia="Arial" w:cs="Arial" w:ascii="Arial" w:hAnsi="Arial"/>
+                <w:b w:val="false"/>
+                <w:i w:val="false"/>
+                <w:color w:val="auto"/>
+                <w:spacing w:val="0"/>
+                <w:w w:val="100"/>
+                <w:sz w:val="20"/>
+                <w:szCs w:val="20"/>
+                <w:lang w:val="ro-RO"/>
+              </w:rPr>
+              <w:t>Nu este cazul</w:t>
+            </w:r>
+          </w:p>
+          <w:p>
+            <w:pPr>
+              <w:pStyle w:val="TableContents"/>
+              <w:keepNext w:val="false"/>
+              <w:widowControl/>
+              <w:bidi w:val="0"/>
+              <w:spacing w:before="0" w:after="0"/>
+              <w:ind w:hanging="0" w:left="0"/>
+              <w:jc w:val="left"/>
+              <w:rPr>
+                <w:rFonts w:ascii="Arial" w:hAnsi="Arial" w:eastAsia="Arial" w:cs="Arial"/>
+                <w:b w:val="false"/>
+                <w:i w:val="false"/>
+                <w:color w:val="auto"/>
+                <w:spacing w:val="0"/>
+                <w:w w:val="100"/>
+                <w:sz w:val="20"/>
+                <w:szCs w:val="20"/>
+                <w:lang w:val="ro-RO"/>
+              </w:rPr>
+            </w:pPr>
+            <w:r>
+              <w:rPr>
+                <w:rFonts w:eastAsia="Arial" w:cs="Arial" w:ascii="Arial" w:hAnsi="Arial"/>
+                <w:b w:val="false"/>
+                <w:i w:val="false"/>
+                <w:color w:val="auto"/>
+                <w:spacing w:val="0"/>
+                <w:w w:val="100"/>
+                <w:sz w:val="20"/>
+                <w:szCs w:val="20"/>
+                <w:lang w:val="ro-RO"/>
+              </w:rPr>
+              <w:t xml:space="preserve">{{/extinguishingInstallations}}</w:t>
             </w:r>
           </w:p>
         </w:tc>
@@ -2055,6 +2163,114 @@
                 <w:lang w:val="ro-RO"/>
               </w:rPr>
               <w:t>Loc de adunare: {{assemblyPoint}}</w:t>
+            </w:r>
+          </w:p>
+          <w:p>
+            <w:pPr>
+              <w:pStyle w:val="TableContents"/>
+              <w:keepNext w:val="false"/>
+              <w:widowControl/>
+              <w:bidi w:val="0"/>
+              <w:spacing w:before="0" w:after="0"/>
+              <w:ind w:hanging="0" w:left="0"/>
+              <w:jc w:val="left"/>
+              <w:rPr>
+                <w:rFonts w:ascii="Arial" w:hAnsi="Arial" w:eastAsia="Arial" w:cs="Arial"/>
+                <w:b w:val="false"/>
+                <w:i w:val="false"/>
+                <w:color w:val="auto"/>
+                <w:spacing w:val="0"/>
+                <w:w w:val="100"/>
+                <w:sz w:val="20"/>
+                <w:szCs w:val="20"/>
+                <w:lang w:val="ro-RO"/>
+              </w:rPr>
+            </w:pPr>
+            <w:r>
+              <w:rPr>
+                <w:rFonts w:eastAsia="Arial" w:cs="Arial" w:ascii="Arial" w:hAnsi="Arial"/>
+                <w:b w:val="false"/>
+                <w:i w:val="false"/>
+                <w:color w:val="auto"/>
+                <w:spacing w:val="0"/>
+                <w:w w:val="100"/>
+                <w:sz w:val="20"/>
+                <w:szCs w:val="20"/>
+                <w:lang w:val="ro-RO"/>
+              </w:rPr>
+              <w:t>{{#hasEmergencyLighting}}</w:t>
+            </w:r>
+          </w:p>
+          <w:p>
+            <w:pPr>
+              <w:pStyle w:val="TableContents"/>
+              <w:keepNext w:val="false"/>
+              <w:widowControl/>
+              <w:bidi w:val="0"/>
+              <w:spacing w:before="0" w:after="0"/>
+              <w:ind w:hanging="0" w:left="0"/>
+              <w:jc w:val="left"/>
+              <w:rPr>
+                <w:rFonts w:ascii="Arial" w:hAnsi="Arial" w:eastAsia="Arial" w:cs="Arial"/>
+                <w:b w:val="false"/>
+                <w:i w:val="false"/>
+                <w:color w:val="auto"/>
+                <w:spacing w:val="0"/>
+                <w:w w:val="100"/>
+                <w:sz w:val="20"/>
+                <w:szCs w:val="20"/>
+                <w:lang w:val="ro-RO"/>
+              </w:rPr>
+            </w:pPr>
+            <w:r>
+              <w:rPr>
+                <w:rFonts w:eastAsia="Arial" w:cs="Arial" w:ascii="Arial" w:hAnsi="Arial"/>
+                <w:b w:val="false"/>
+                <w:i w:val="false"/>
+                <w:color w:val="auto"/>
+                <w:spacing w:val="0"/>
+                <w:w w:val="100"/>
+                <w:sz w:val="20"/>
+                <w:szCs w:val="20"/>
+                <w:lang w:val="ro-RO"/>
+              </w:rPr>
+              <w:t>Căile de evacuare au iluminat de siguranță.</w:t>
+            </w:r>
+          </w:p>
+          <w:p>
+            <w:pPr>
+              <w:pStyle w:val="TableContents"/>
+              <w:keepNext w:val="false"/>
+              <w:widowControl/>
+              <w:bidi w:val="0"/>
+              <w:spacing w:before="0" w:after="0"/>
+              <w:ind w:hanging="0" w:left="0"/>
+              <w:jc w:val="left"/>
+              <w:rPr>
+                <w:rFonts w:ascii="Arial" w:hAnsi="Arial" w:eastAsia="Arial" w:cs="Arial"/>
+                <w:b w:val="false"/>
+                <w:i w:val="false"/>
+                <w:color w:val="auto"/>
+                <w:spacing w:val="0"/>
+                <w:w w:val="100"/>
+                <w:sz w:val="20"/>
+                <w:szCs w:val="20"/>
+                <w:lang w:val="ro-RO"/>
+              </w:rPr>
+            </w:pPr>
+            <w:r>
+              <w:rPr>
+                <w:rFonts w:eastAsia="Arial" w:cs="Arial" w:ascii="Arial" w:hAnsi="Arial"/>
+                <w:b w:val="false"/>
+                <w:i w:val="false"/>
+                <w:color w:val="auto"/>
+                <w:spacing w:val="0"/>
+                <w:w w:val="100"/>
+                <w:sz w:val="20"/>
+                <w:szCs w:val="20"/>
+                <w:lang w:val="ro-RO"/>
+              </w:rPr>
+              <w:t>{{/hasEmergencyLighting}}</w:t>
             </w:r>
           </w:p>
         </w:tc>
